--- a/docs/dev/项目介绍.docx
+++ b/docs/dev/项目介绍.docx
@@ -2,7 +2,7 @@
 <file path=word/document.xml><?xml version="1.0" encoding="utf-8"?>
 <w:document xmlns:w="http://schemas.openxmlformats.org/wordprocessingml/2006/main" xmlns:m="http://schemas.openxmlformats.org/officeDocument/2006/math" xmlns:r="http://schemas.openxmlformats.org/officeDocument/2006/relationships" xmlns:o="urn:schemas-microsoft-com:office:office" xmlns:v="urn:schemas-microsoft-com:vml" xmlns:w10="urn:schemas-microsoft-com:office:word" xmlns:a="http://schemas.openxmlformats.org/drawingml/2006/main" xmlns:pic="http://schemas.openxmlformats.org/drawingml/2006/picture" xmlns:wp="http://schemas.openxmlformats.org/drawingml/2006/wordprocessingDrawing">
   <w:body>
-    <w:bookmarkStart w:id="18" w:name="深知-ai-助手-项目介绍"/>
+    <w:bookmarkStart w:id="19" w:name="深知-ai-助手-项目介绍"/>
     <w:p>
       <w:pPr>
         <w:pStyle w:val="Heading1"/>
@@ -58,12 +58,30 @@
         <w:rPr>
           <w:rFonts w:hint="eastAsia"/>
         </w:rPr>
+        <w:t xml:space="preserve">，发现与搜索专项见</w:t>
+      </w:r>
+      <w:r>
+        <w:t xml:space="preserve"> </w:t>
+      </w:r>
+      <w:hyperlink r:id="rId10">
+        <w:r>
+          <w:rPr>
+            <w:rStyle w:val="Hyperlink"/>
+            <w:rFonts w:hint="eastAsia"/>
+          </w:rPr>
+          <w:t xml:space="preserve">发现与搜索页面进度</w:t>
+        </w:r>
+      </w:hyperlink>
+      <w:r>
+        <w:rPr>
+          <w:rFonts w:hint="eastAsia"/>
+        </w:rPr>
         <w:t xml:space="preserve">，完整需求见</w:t>
       </w:r>
       <w:r>
         <w:t xml:space="preserve"> </w:t>
       </w:r>
-      <w:hyperlink r:id="rId10">
+      <w:hyperlink r:id="rId11">
         <w:r>
           <w:rPr>
             <w:rStyle w:val="Hyperlink"/>
@@ -80,7 +98,7 @@
       <w:r>
         <w:t xml:space="preserve"> </w:t>
       </w:r>
-      <w:hyperlink r:id="rId11">
+      <w:hyperlink r:id="rId12">
         <w:r>
           <w:rPr>
             <w:rStyle w:val="Hyperlink"/>
@@ -92,7 +110,7 @@
         <w:t xml:space="preserve">。</w:t>
       </w:r>
     </w:p>
-    <w:bookmarkStart w:id="13" w:name="产品是什么"/>
+    <w:bookmarkStart w:id="14" w:name="产品是什么"/>
     <w:p>
       <w:pPr>
         <w:pStyle w:val="Heading2"/>
@@ -182,7 +200,7 @@
       <w:r>
         <w:t xml:space="preserve"> </w:t>
       </w:r>
-      <w:hyperlink r:id="rId12">
+      <w:hyperlink r:id="rId13">
         <w:r>
           <w:rPr>
             <w:rStyle w:val="Hyperlink"/>
@@ -216,8 +234,8 @@
         <w:t xml:space="preserve">实验分支并行，下文分别说明各自已落地的功能。</w:t>
       </w:r>
     </w:p>
-    <w:bookmarkEnd w:id="13"/>
-    <w:bookmarkStart w:id="14" w:name="dev-主分支已实现"/>
+    <w:bookmarkEnd w:id="14"/>
+    <w:bookmarkStart w:id="15" w:name="dev-主分支已实现"/>
     <w:p>
       <w:pPr>
         <w:pStyle w:val="Heading2"/>
@@ -262,7 +280,16 @@
         <w:rPr>
           <w:rFonts w:hint="eastAsia"/>
         </w:rPr>
-        <w:t xml:space="preserve">之间切换，切换入口在加号菜单里。普通搜索会跳到搜索结果页，页面与交互已就绪，检索内容目前为本地假数据。问</w:t>
+        <w:t xml:space="preserve">之间切换。Enter</w:t>
+      </w:r>
+      <w:r>
+        <w:t xml:space="preserve"> </w:t>
+      </w:r>
+      <w:r>
+        <w:rPr>
+          <w:rFonts w:hint="eastAsia"/>
+        </w:rPr>
+        <w:t xml:space="preserve">发送问</w:t>
       </w:r>
       <w:r>
         <w:t xml:space="preserve"> AI </w:t>
@@ -271,16 +298,34 @@
         <w:rPr>
           <w:rFonts w:hint="eastAsia"/>
         </w:rPr>
-        <w:t xml:space="preserve">会跳到</w:t>
-      </w:r>
-      <w:r>
-        <w:t xml:space="preserve"> agents ask </w:t>
-      </w:r>
-      <w:r>
-        <w:rPr>
-          <w:rFonts w:hint="eastAsia"/>
-        </w:rPr>
-        <w:t xml:space="preserve">页面，可把首页输入的问题、所选模型与风格带过去。</w:t>
+        <w:t xml:space="preserve">并跳转</w:t>
+      </w:r>
+      <w:r>
+        <w:t xml:space="preserve"> agents </w:t>
+      </w:r>
+      <w:r>
+        <w:rPr>
+          <w:rFonts w:hint="eastAsia"/>
+        </w:rPr>
+        <w:t xml:space="preserve">ask，Shift+Enter</w:t>
+      </w:r>
+      <w:r>
+        <w:t xml:space="preserve"> </w:t>
+      </w:r>
+      <w:r>
+        <w:rPr>
+          <w:rFonts w:hint="eastAsia"/>
+        </w:rPr>
+        <w:t xml:space="preserve">换行，Alt+Enter</w:t>
+      </w:r>
+      <w:r>
+        <w:t xml:space="preserve"> </w:t>
+      </w:r>
+      <w:r>
+        <w:rPr>
+          <w:rFonts w:hint="eastAsia"/>
+        </w:rPr>
+        <w:t xml:space="preserve">在首页输入框下方内联展示论文搜索结果（不再跳转搜索页）。普通搜索跳转结果页，检索内容目前为本地假数据。</w:t>
       </w:r>
     </w:p>
     <w:p>
@@ -307,40 +352,31 @@
         <w:t xml:space="preserve">界面参考</w:t>
       </w:r>
       <w:r>
+        <w:t xml:space="preserve"> alphaXiv </w:t>
+      </w:r>
+      <w:r>
+        <w:rPr>
+          <w:rFonts w:hint="eastAsia"/>
+        </w:rPr>
+        <w:t xml:space="preserve">第二轮。输入区下方只保留四个控件：加号、上传、模型</w:t>
+      </w:r>
+      <w:r>
         <w:t xml:space="preserve"> </w:t>
       </w:r>
       <w:r>
         <w:rPr>
           <w:rFonts w:hint="eastAsia"/>
         </w:rPr>
-        <w:t xml:space="preserve">alphaXiv。输入区下方只保留四个控件：加号、上传、模型选择</w:t>
-      </w:r>
-      <w:r>
-        <w:t xml:space="preserve"> </w:t>
-      </w:r>
-      <w:r>
-        <w:rPr>
-          <w:rFonts w:hint="eastAsia"/>
-        </w:rPr>
-        <w:t xml:space="preserve">pill、圆形箭头发送。没有单独的搜索文字按钮，Enter</w:t>
-      </w:r>
-      <w:r>
-        <w:t xml:space="preserve"> </w:t>
-      </w:r>
-      <w:r>
-        <w:rPr>
-          <w:rFonts w:hint="eastAsia"/>
-        </w:rPr>
-        <w:t xml:space="preserve">提交当前模式，Alt+Enter</w:t>
-      </w:r>
-      <w:r>
-        <w:t xml:space="preserve"> </w:t>
-      </w:r>
-      <w:r>
-        <w:rPr>
-          <w:rFonts w:hint="eastAsia"/>
-        </w:rPr>
-        <w:t xml:space="preserve">可跳普通搜索。</w:t>
+        <w:t xml:space="preserve">pill、圆形箭头发送。加号与上传为无圆框图标，仅模型</w:t>
+      </w:r>
+      <w:r>
+        <w:t xml:space="preserve"> pill </w:t>
+      </w:r>
+      <w:r>
+        <w:rPr>
+          <w:rFonts w:hint="eastAsia"/>
+        </w:rPr>
+        <w:t xml:space="preserve">保留圆角边框。工具栏去掉中间分割线，输入区高度收窄。</w:t>
       </w:r>
     </w:p>
     <w:p>
@@ -351,16 +387,16 @@
         <w:rPr>
           <w:rFonts w:hint="eastAsia"/>
         </w:rPr>
-        <w:t xml:space="preserve">加号菜单里可切换普通搜索与问</w:t>
-      </w:r>
-      <w:r>
-        <w:t xml:space="preserve"> </w:t>
-      </w:r>
-      <w:r>
-        <w:rPr>
-          <w:rFonts w:hint="eastAsia"/>
-        </w:rPr>
-        <w:t xml:space="preserve">AI、回复风格、联网开关，以及插件与技能入口。上传按钮用于本地文件与知识库引用。回复风格有快速、深度、灵感、质疑四档，与模型选择无关。</w:t>
+        <w:t xml:space="preserve">点击模型</w:t>
+      </w:r>
+      <w:r>
+        <w:t xml:space="preserve"> pill </w:t>
+      </w:r>
+      <w:r>
+        <w:rPr>
+          <w:rFonts w:hint="eastAsia"/>
+        </w:rPr>
+        <w:t xml:space="preserve">展开三行面板：第一行快速与深度模式切换；第二行回复风格（头脑风暴、简明扼要、全面细致、严谨质疑），子菜单向右展开；第三行模型列表，点击后向下展开并盖住上面两行。加号菜单内保留插件、技能与联网开关，子菜单向右展开。上传用于本地文件与知识库引用。配额以紧凑圆环显示剩余次数。</w:t>
       </w:r>
     </w:p>
     <w:p>
@@ -607,8 +643,8 @@
         <w:t xml:space="preserve"> PostgreSQL。</w:t>
       </w:r>
     </w:p>
-    <w:bookmarkEnd w:id="14"/>
-    <w:bookmarkStart w:id="15" w:name="feat-ai-agent-b-实验分支已实现"/>
+    <w:bookmarkEnd w:id="15"/>
+    <w:bookmarkStart w:id="16" w:name="feat-ai-agent-b-实验分支已实现"/>
     <w:p>
       <w:pPr>
         <w:pStyle w:val="Heading2"/>
@@ -799,8 +835,8 @@
         <w:t xml:space="preserve">CRUD、历史列表骨架已有，写库与历史回灌未完成。</w:t>
       </w:r>
     </w:p>
-    <w:bookmarkEnd w:id="15"/>
-    <w:bookmarkStart w:id="17" w:name="尚未实现"/>
+    <w:bookmarkEnd w:id="16"/>
+    <w:bookmarkStart w:id="18" w:name="尚未实现"/>
     <w:p>
       <w:pPr>
         <w:pStyle w:val="Heading2"/>
@@ -878,7 +914,7 @@
       <w:r>
         <w:t xml:space="preserve"> </w:t>
       </w:r>
-      <w:hyperlink r:id="rId16">
+      <w:hyperlink r:id="rId17">
         <w:r>
           <w:rPr>
             <w:rStyle w:val="Hyperlink"/>
@@ -891,8 +927,8 @@
         <w:t xml:space="preserve">。</w:t>
       </w:r>
     </w:p>
-    <w:bookmarkEnd w:id="17"/>
     <w:bookmarkEnd w:id="18"/>
+    <w:bookmarkEnd w:id="19"/>
     <w:sectPr>
       <w:footnotePr>
         <w:numRestart w:val="eachSect"/>

--- a/docs/dev/项目介绍.docx
+++ b/docs/dev/项目介绍.docx
@@ -718,25 +718,61 @@
         <w:rPr>
           <w:rFonts w:hint="eastAsia"/>
         </w:rPr>
-        <w:t xml:space="preserve">真流式，含</w:t>
-      </w:r>
-      <w:r>
-        <w:t xml:space="preserve"> R1 </w:t>
-      </w:r>
-      <w:r>
-        <w:rPr>
-          <w:rFonts w:hint="eastAsia"/>
-        </w:rPr>
-        <w:t xml:space="preserve">思考链。支持多轮、停止与继续、四档风格、Markdown</w:t>
-      </w:r>
-      <w:r>
-        <w:t xml:space="preserve"> </w:t>
-      </w:r>
-      <w:r>
-        <w:rPr>
-          <w:rFonts w:hint="eastAsia"/>
-        </w:rPr>
-        <w:t xml:space="preserve">与公式。模型侧为默认、订阅、自带密钥三档，与</w:t>
+        <w:t xml:space="preserve">真流式（V3</w:t>
+      </w:r>
+      <w:r>
+        <w:t xml:space="preserve"> </w:t>
+      </w:r>
+      <w:r>
+        <w:rPr>
+          <w:rFonts w:hint="eastAsia"/>
+        </w:rPr>
+        <w:t xml:space="preserve">与</w:t>
+      </w:r>
+      <w:r>
+        <w:t xml:space="preserve"> </w:t>
+      </w:r>
+      <w:r>
+        <w:rPr>
+          <w:rFonts w:hint="eastAsia"/>
+        </w:rPr>
+        <w:t xml:space="preserve">R1），R1</w:t>
+      </w:r>
+      <w:r>
+        <w:t xml:space="preserve"> </w:t>
+      </w:r>
+      <w:r>
+        <w:rPr>
+          <w:rFonts w:hint="eastAsia"/>
+        </w:rPr>
+        <w:t xml:space="preserve">支持思考链折叠面板。支持多轮、停止与继续、四档风格、Markdown</w:t>
+      </w:r>
+      <w:r>
+        <w:t xml:space="preserve"> </w:t>
+      </w:r>
+      <w:r>
+        <w:rPr>
+          <w:rFonts w:hint="eastAsia"/>
+        </w:rPr>
+        <w:t xml:space="preserve">与公式渲染。历史会话已持久化，含会话列表与消息</w:t>
+      </w:r>
+      <w:r>
+        <w:t xml:space="preserve"> CRUD </w:t>
+      </w:r>
+      <w:r>
+        <w:rPr>
+          <w:rFonts w:hint="eastAsia"/>
+        </w:rPr>
+        <w:t xml:space="preserve">API。模型侧仍为</w:t>
+      </w:r>
+      <w:r>
+        <w:t xml:space="preserve"> default / subscription / byok </w:t>
+      </w:r>
+      <w:r>
+        <w:rPr>
+          <w:rFonts w:hint="eastAsia"/>
+        </w:rPr>
+        <w:t xml:space="preserve">三档，与</w:t>
       </w:r>
       <w:r>
         <w:t xml:space="preserve"> dev </w:t>
@@ -745,7 +781,16 @@
         <w:rPr>
           <w:rFonts w:hint="eastAsia"/>
         </w:rPr>
-        <w:t xml:space="preserve">新的多模型列表不是同一套</w:t>
+        <w:t xml:space="preserve">多厂商</w:t>
+      </w:r>
+      <w:r>
+        <w:t xml:space="preserve"> pill </w:t>
+      </w:r>
+      <w:r>
+        <w:rPr>
+          <w:rFonts w:hint="eastAsia"/>
+        </w:rPr>
+        <w:t xml:space="preserve">列表不是同一套</w:t>
       </w:r>
       <w:r>
         <w:t xml:space="preserve"> </w:t>
@@ -787,7 +832,61 @@
         <w:rPr>
           <w:rFonts w:hint="eastAsia"/>
         </w:rPr>
-        <w:t xml:space="preserve">PDF、Markdown、文本、Word，可联网搜索，有来源卡片。</w:t>
+        <w:t xml:space="preserve">PDF、Markdown、文本并解析正文；C</w:t>
+      </w:r>
+      <w:r>
+        <w:t xml:space="preserve"> </w:t>
+      </w:r>
+      <w:r>
+        <w:rPr>
+          <w:rFonts w:hint="eastAsia"/>
+        </w:rPr>
+        <w:t xml:space="preserve">模块已接</w:t>
+      </w:r>
+      <w:r>
+        <w:t xml:space="preserve"> Tavily </w:t>
+      </w:r>
+      <w:r>
+        <w:rPr>
+          <w:rFonts w:hint="eastAsia"/>
+        </w:rPr>
+        <w:t xml:space="preserve">优先、SearXNG</w:t>
+      </w:r>
+      <w:r>
+        <w:t xml:space="preserve"> </w:t>
+      </w:r>
+      <w:r>
+        <w:rPr>
+          <w:rFonts w:hint="eastAsia"/>
+        </w:rPr>
+        <w:t xml:space="preserve">降级的联网搜索。参考来源卡片为真实数据，正文</w:t>
+      </w:r>
+      <w:r>
+        <w:t xml:space="preserve"> [N] </w:t>
+      </w:r>
+      <w:r>
+        <w:rPr>
+          <w:rFonts w:hint="eastAsia"/>
+        </w:rPr>
+        <w:t xml:space="preserve">与卡片双向高亮。单附件</w:t>
+      </w:r>
+      <w:r>
+        <w:t xml:space="preserve"> 3 </w:t>
+      </w:r>
+      <w:r>
+        <w:rPr>
+          <w:rFonts w:hint="eastAsia"/>
+        </w:rPr>
+        <w:t xml:space="preserve">万、多附件合计</w:t>
+      </w:r>
+      <w:r>
+        <w:t xml:space="preserve"> 6 </w:t>
+      </w:r>
+      <w:r>
+        <w:rPr>
+          <w:rFonts w:hint="eastAsia"/>
+        </w:rPr>
+        <w:t xml:space="preserve">万字截断并告警。</w:t>
       </w:r>
     </w:p>
     <w:p>
@@ -808,31 +907,13 @@
         <w:pStyle w:val="BodyText"/>
       </w:pPr>
       <w:r>
-        <w:t xml:space="preserve">NextAuth </w:t>
-      </w:r>
-      <w:r>
-        <w:rPr>
-          <w:rFonts w:hint="eastAsia"/>
-        </w:rPr>
-        <w:t xml:space="preserve">与</w:t>
-      </w:r>
-      <w:r>
-        <w:t xml:space="preserve"> </w:t>
-      </w:r>
-      <w:r>
-        <w:rPr>
-          <w:rFonts w:hint="eastAsia"/>
-        </w:rPr>
-        <w:t xml:space="preserve">SQLite，与会话</w:t>
-      </w:r>
-      <w:r>
-        <w:t xml:space="preserve"> </w:t>
-      </w:r>
-      <w:r>
-        <w:rPr>
-          <w:rFonts w:hint="eastAsia"/>
-        </w:rPr>
-        <w:t xml:space="preserve">CRUD、历史列表骨架已有，写库与历史回灌未完成。</w:t>
+        <w:t xml:space="preserve">NextAuth v5 + Prisma + </w:t>
+      </w:r>
+      <w:r>
+        <w:rPr>
+          <w:rFonts w:hint="eastAsia"/>
+        </w:rPr>
+        <w:t xml:space="preserve">SQLite，含注册、登录、找回密码与路由守卫。会话与消息已写库，历史列表可加载回灌。</w:t>
       </w:r>
     </w:p>
     <w:bookmarkEnd w:id="16"/>
@@ -868,7 +949,7 @@
         <w:rPr>
           <w:rFonts w:hint="eastAsia"/>
         </w:rPr>
-        <w:t xml:space="preserve">路由、文献检索、会话持久化、引用联动、收藏分享等仍待做。B</w:t>
+        <w:t xml:space="preserve">路由、文献检索、B</w:t>
       </w:r>
       <w:r>
         <w:t xml:space="preserve"> </w:t>
@@ -880,13 +961,40 @@
         <w:t xml:space="preserve">分支能力合入</w:t>
       </w:r>
       <w:r>
+        <w:t xml:space="preserve"> </w:t>
+      </w:r>
+      <w:r>
+        <w:rPr>
+          <w:rFonts w:hint="eastAsia"/>
+        </w:rPr>
+        <w:t xml:space="preserve">monorepo、收藏分享等仍待做。B</w:t>
+      </w:r>
+      <w:r>
+        <w:t xml:space="preserve"> </w:t>
+      </w:r>
+      <w:r>
+        <w:rPr>
+          <w:rFonts w:hint="eastAsia"/>
+        </w:rPr>
+        <w:t xml:space="preserve">与</w:t>
+      </w:r>
+      <w:r>
         <w:t xml:space="preserve"> dev </w:t>
       </w:r>
       <w:r>
         <w:rPr>
           <w:rFonts w:hint="eastAsia"/>
         </w:rPr>
-        <w:t xml:space="preserve">时保留</w:t>
+        <w:t xml:space="preserve">认证体系（Better</w:t>
+      </w:r>
+      <w:r>
+        <w:t xml:space="preserve"> Auth vs </w:t>
+      </w:r>
+      <w:r>
+        <w:rPr>
+          <w:rFonts w:hint="eastAsia"/>
+        </w:rPr>
+        <w:t xml:space="preserve">NextAuth）合并时保留</w:t>
       </w:r>
       <w:r>
         <w:t xml:space="preserve"> Better Auth。</w:t>

--- a/docs/dev/项目介绍.docx
+++ b/docs/dev/项目介绍.docx
@@ -325,7 +325,28 @@
         <w:rPr>
           <w:rFonts w:hint="eastAsia"/>
         </w:rPr>
-        <w:t xml:space="preserve">在首页输入框下方内联展示论文搜索结果（不再跳转搜索页）。普通搜索跳转结果页，检索内容目前为本地假数据。</w:t>
+        <w:t xml:space="preserve">在首页输入框下方内联展示论文搜索结果（不再跳转搜索页）。普通搜索跳转结果页；论文检索经</w:t>
+      </w:r>
+      <w:r>
+        <w:t xml:space="preserve"> FastAPI </w:t>
+      </w:r>
+      <w:r>
+        <w:rPr>
+          <w:rFonts w:hint="eastAsia"/>
+        </w:rPr>
+        <w:t xml:space="preserve">代理外部论文库（</w:t>
+      </w:r>
+      <w:r>
+        <w:rPr>
+          <w:rStyle w:val="VerbatimChar"/>
+        </w:rPr>
+        <w:t xml:space="preserve">POST /api/v1/search/explore</w:t>
+      </w:r>
+      <w:r>
+        <w:rPr>
+          <w:rFonts w:hint="eastAsia"/>
+        </w:rPr>
+        <w:t xml:space="preserve">），服务不可用时回退本地示例数据。</w:t>
       </w:r>
     </w:p>
     <w:p>
@@ -595,7 +616,25 @@
         <w:rPr>
           <w:rFonts w:hint="eastAsia"/>
         </w:rPr>
-        <w:t xml:space="preserve">FastAPI。会话未持久化，配额与历史列表未做。</w:t>
+        <w:t xml:space="preserve">FastAPI。问</w:t>
+      </w:r>
+      <w:r>
+        <w:t xml:space="preserve"> AI </w:t>
+      </w:r>
+      <w:r>
+        <w:rPr>
+          <w:rFonts w:hint="eastAsia"/>
+        </w:rPr>
+        <w:t xml:space="preserve">流式会先检索论文库并通过</w:t>
+      </w:r>
+      <w:r>
+        <w:t xml:space="preserve"> refs </w:t>
+      </w:r>
+      <w:r>
+        <w:rPr>
+          <w:rFonts w:hint="eastAsia"/>
+        </w:rPr>
+        <w:t xml:space="preserve">事件返回引用列表，生成正文仍为占位。会话未持久化，配额与历史列表未做。</w:t>
       </w:r>
     </w:p>
     <w:p>
@@ -949,7 +988,7 @@
         <w:rPr>
           <w:rFonts w:hint="eastAsia"/>
         </w:rPr>
-        <w:t xml:space="preserve">路由、文献检索、B</w:t>
+        <w:t xml:space="preserve">路由、B</w:t>
       </w:r>
       <w:r>
         <w:t xml:space="preserve"> </w:t>
@@ -967,7 +1006,7 @@
         <w:rPr>
           <w:rFonts w:hint="eastAsia"/>
         </w:rPr>
-        <w:t xml:space="preserve">monorepo、收藏分享等仍待做。B</w:t>
+        <w:t xml:space="preserve">monorepo、论文详情与引用图谱、收藏分享等仍待做。B</w:t>
       </w:r>
       <w:r>
         <w:t xml:space="preserve"> </w:t>
